--- a/GEM_Letterhead_Set_v1.0/01_templates/GEM_Letterhead_Bilingual_Continuation.docx
+++ b/GEM_Letterhead_Set_v1.0/01_templates/GEM_Letterhead_Bilingual_Continuation.docx
@@ -4,7 +4,7 @@
   <w:body>
     <w:p>
       <w:pPr>
-        <w:spacing w:after="180" w:before="0" w:line="210" w:lineRule="exact"/>
+        <w:spacing w:after="180" w:before="0" w:line="240" w:lineRule="exact"/>
         <w:jc w:val="right"/>
         <w:keepNext w:val="0"/>
         <w:widowControl/>
@@ -19,6 +19,7 @@
           <w:lang w:val="en-GB" w:bidi="en-GB"/>
           <w:rtl w:val="0"/>
           <w:szCs w:val="15"/>
+          <w:bCs w:val="0"/>
         </w:rPr>
         <w:t>SAMPLE CONTENT · PENDING LOCALIZATION APPROVAL</w:t>
       </w:r>
@@ -40,6 +41,7 @@
           <w:lang w:val="ar-SA" w:bidi="ar-SA"/>
           <w:rtl w:val="1"/>
           <w:szCs w:val="23"/>
+          <w:bCs w:val="0"/>
         </w:rPr>
         <w:t>[نص الصفحة التالية]</w:t>
       </w:r>
@@ -61,13 +63,16 @@
           <w:lang w:val="ar-SA" w:bidi="ar-SA"/>
           <w:rtl w:val="1"/>
           <w:szCs w:val="23"/>
+          <w:bCs w:val="0"/>
         </w:rPr>
         <w:t>يرجى تزويدنا بالمعلومات والوثائق المتاحة للمراجعة الداخلية، مع توضيح ما تم تأكيده وما يحتاج إلى تحقق إضافي.</w:t>
       </w:r>
     </w:p>
     <w:p>
       <w:pPr>
-        <w:spacing w:after="120" w:before="0" w:line="294" w:lineRule="exact"/>
+        <w:pStyle w:val="BodyText"/>
+        <w:spacing w:after="120" w:before="0" w:line="336" w:lineRule="exact"/>
+        <w:ind w:right="1701"/>
         <w:jc w:val="left"/>
         <w:keepNext w:val="0"/>
         <w:widowControl/>
@@ -82,6 +87,7 @@
           <w:lang w:val="en-GB" w:bidi="en-GB"/>
           <w:rtl w:val="0"/>
           <w:szCs w:val="21"/>
+          <w:bCs w:val="0"/>
         </w:rPr>
         <w:t>Please share the available information and documentation for our internal review, identifying confirmed details and items requiring further validation.</w:t>
       </w:r>
@@ -103,13 +109,14 @@
           <w:lang w:val="ar-SA" w:bidi="ar-SA"/>
           <w:rtl w:val="1"/>
           <w:szCs w:val="23"/>
+          <w:bCs w:val="0"/>
         </w:rPr>
         <w:t>وتفضلوا بقبول التحية،</w:t>
       </w:r>
     </w:p>
     <w:p>
       <w:pPr>
-        <w:spacing w:after="40" w:before="0" w:line="294" w:lineRule="exact"/>
+        <w:spacing w:after="40" w:before="0" w:line="336" w:lineRule="exact"/>
         <w:jc w:val="left"/>
         <w:keepNext/>
         <w:widowControl/>
@@ -124,6 +131,7 @@
           <w:lang w:val="en-GB" w:bidi="en-GB"/>
           <w:rtl w:val="0"/>
           <w:szCs w:val="21"/>
+          <w:bCs w:val="0"/>
         </w:rPr>
         <w:t>Yours sincerely,</w:t>
       </w:r>
@@ -145,6 +153,7 @@
           <w:lang w:val="ar-SA" w:bidi="ar-SA"/>
           <w:rtl w:val="1"/>
           <w:szCs w:val="18"/>
+          <w:bCs w:val="0"/>
         </w:rPr>
         <w:t>«التوقيع»</w:t>
       </w:r>
@@ -160,13 +169,13 @@
       <w:r>
         <w:rPr>
           <w:rFonts w:ascii="Noto Sans Arabic" w:hAnsi="Noto Sans Arabic" w:cs="Noto Sans Arabic" w:eastAsia="Noto Sans Arabic"/>
-          <w:b/>
+          <w:b w:val="0"/>
           <w:color w:val="12171D"/>
           <w:sz w:val="23"/>
           <w:lang w:val="ar-SA" w:bidi="ar-SA"/>
           <w:rtl w:val="1"/>
           <w:szCs w:val="23"/>
-          <w:bCs/>
+          <w:bCs w:val="0"/>
         </w:rPr>
         <w:t>«اسم الموقّع»</w:t>
         <w:br/>
@@ -175,7 +184,7 @@
     </w:p>
     <w:p>
       <w:pPr>
-        <w:spacing w:after="0" w:before="0" w:line="252" w:lineRule="exact"/>
+        <w:spacing w:after="0" w:before="0" w:line="288" w:lineRule="exact"/>
         <w:jc w:val="left"/>
         <w:keepNext w:val="0"/>
         <w:widowControl/>
@@ -190,6 +199,7 @@
           <w:lang w:val="en-GB" w:bidi="en-GB"/>
           <w:rtl w:val="0"/>
           <w:szCs w:val="18"/>
+          <w:bCs w:val="0"/>
         </w:rPr>
         <w:t>[SIGNATORY NAME] · [TITLE]</w:t>
       </w:r>
@@ -211,6 +221,7 @@
   <w:p>
     <w:pPr>
       <w:pStyle w:val="Footer"/>
+      <w:bidi w:val="0"/>
       <w:spacing w:after="80"/>
       <w:jc w:val="right"/>
       <w:pBdr>
@@ -226,12 +237,14 @@
         <w:lang w:val="en-GB" w:bidi="en-GB"/>
         <w:rtl w:val="0"/>
         <w:szCs w:val="15"/>
+        <w:bCs w:val="0"/>
       </w:rPr>
       <w:t>GEM™   [ADDRESS] · [CITY] · [COUNTRY] · [POSTAL CODE]</w:t>
     </w:r>
   </w:p>
   <w:p>
     <w:pPr>
+      <w:bidi w:val="0"/>
       <w:spacing w:after="120"/>
       <w:jc w:val="right"/>
     </w:pPr>
@@ -244,6 +257,7 @@
         <w:lang w:val="en-GB" w:bidi="en-GB"/>
         <w:rtl w:val="0"/>
         <w:szCs w:val="15"/>
+        <w:bCs w:val="0"/>
       </w:rPr>
       <w:t>[T]   [E]   [W]</w:t>
     </w:r>
@@ -256,6 +270,7 @@
         <w:lang w:val="en-GB" w:bidi="en-GB"/>
         <w:rtl w:val="0"/>
         <w:szCs w:val="15"/>
+        <w:bCs w:val="0"/>
       </w:rPr>
       <w:t xml:space="preserve">     Page </w:t>
     </w:r>
@@ -278,6 +293,7 @@
         <w:lang w:val="en-GB" w:bidi="en-GB"/>
         <w:rtl w:val="0"/>
         <w:szCs w:val="15"/>
+        <w:bCs w:val="0"/>
       </w:rPr>
       <w:t xml:space="preserve"> of </w:t>
     </w:r>
@@ -294,6 +310,7 @@
   </w:p>
   <w:p>
     <w:pPr>
+      <w:bidi w:val="0"/>
       <w:jc w:val="right"/>
     </w:pPr>
     <w:r>
@@ -305,6 +322,7 @@
         <w:lang w:val="en-GB" w:bidi="en-GB"/>
         <w:rtl w:val="0"/>
         <w:szCs w:val="13"/>
+        <w:bCs w:val="0"/>
       </w:rPr>
       <w:t>WORKING APPLICATION / PENDING VALIDATION</w:t>
     </w:r>
@@ -317,7 +335,8 @@
   <w:p>
     <w:pPr>
       <w:pStyle w:val="Header"/>
-      <w:spacing w:after="0"/>
+      <w:bidi w:val="0"/>
+      <w:spacing w:after="0" w:line="240" w:lineRule="auto"/>
       <w:jc w:val="right"/>
     </w:pPr>
     <w:r>
@@ -329,6 +348,7 @@
         <w:lang w:val="en-GB" w:bidi="en-GB"/>
         <w:rtl w:val="0"/>
         <w:szCs w:val="18"/>
+        <w:bCs w:val="0"/>
       </w:rPr>
       <w:t>GEM™</w:t>
     </w:r>
@@ -341,6 +361,7 @@
         <w:lang w:val="en-GB" w:bidi="en-GB"/>
         <w:rtl w:val="0"/>
         <w:szCs w:val="16"/>
+        <w:bCs w:val="0"/>
       </w:rPr>
       <w:t xml:space="preserve">    [REFERENCE NUMBER]</w:t>
     </w:r>
@@ -556,10 +577,12 @@
   <w:docDefaults>
     <w:rPrDefault>
       <w:rPr>
-        <w:rFonts w:asciiTheme="minorHAnsi" w:eastAsiaTheme="minorEastAsia" w:hAnsiTheme="minorHAnsi" w:cstheme="minorBidi"/>
-        <w:sz w:val="22"/>
-        <w:szCs w:val="22"/>
-        <w:lang w:val="en-US" w:eastAsia="en-US" w:bidi="ar-SA"/>
+        <w:rFonts w:ascii="Inter" w:hAnsi="Inter" w:cs="Noto Sans Arabic" w:eastAsia="Inter"/>
+        <w:lang w:val="ar-SA" w:bidi="ar-SA"/>
+        <w:sz w:val="21"/>
+        <w:szCs w:val="23"/>
+        <w:b w:val="0"/>
+        <w:bCs w:val="0"/>
       </w:rPr>
     </w:rPrDefault>
     <w:pPrDefault>
@@ -711,10 +734,20 @@
     <w:name w:val="Normal"/>
     <w:qFormat/>
     <w:rsid w:val="00FC693F"/>
+    <w:pPr>
+      <w:bidi w:val="1"/>
+      <w:jc w:val="start"/>
+      <w:spacing w:line="403" w:lineRule="exact" w:after="120"/>
+    </w:pPr>
     <w:rPr>
-      <w:rFonts w:ascii="Inter" w:hAnsi="Inter"/>
       <w:color w:val="12171D"/>
       <w:sz w:val="21"/>
+      <w:rFonts w:ascii="Inter" w:hAnsi="Inter" w:cs="Noto Sans Arabic" w:eastAsia="Inter"/>
+      <w:b w:val="0"/>
+      <w:bCs w:val="0"/>
+      <w:spacing w:val="0"/>
+      <w:lang w:val="ar-SA" w:bidi="ar-SA"/>
+      <w:szCs w:val="23"/>
     </w:rPr>
   </w:style>
   <w:style w:type="paragraph" w:styleId="Header">
@@ -774,14 +807,18 @@
       <w:keepLines/>
       <w:spacing w:before="480" w:after="0"/>
       <w:outlineLvl w:val="0"/>
+      <w:bidi w:val="1"/>
+      <w:jc w:val="start"/>
     </w:pPr>
     <w:rPr>
-      <w:rFonts w:asciiTheme="majorHAnsi" w:eastAsiaTheme="majorEastAsia" w:hAnsiTheme="majorHAnsi" w:cstheme="majorBidi" w:ascii="Jost" w:hAnsi="Jost"/>
-      <w:b/>
-      <w:bCs/>
       <w:color w:val="12171D"/>
       <w:sz w:val="24"/>
-      <w:szCs w:val="28"/>
+      <w:rFonts w:ascii="Jost" w:hAnsi="Jost" w:cs="Noto Sans Arabic" w:eastAsia="Inter"/>
+      <w:b w:val="0"/>
+      <w:bCs w:val="0"/>
+      <w:spacing w:val="0"/>
+      <w:lang w:val="ar-SA" w:bidi="ar-SA"/>
+      <w:szCs w:val="24"/>
     </w:rPr>
   </w:style>
   <w:style w:type="paragraph" w:styleId="Heading2">
@@ -798,14 +835,18 @@
       <w:keepLines/>
       <w:spacing w:before="200" w:after="0"/>
       <w:outlineLvl w:val="1"/>
+      <w:bidi w:val="1"/>
+      <w:jc w:val="start"/>
     </w:pPr>
     <w:rPr>
-      <w:rFonts w:asciiTheme="majorHAnsi" w:eastAsiaTheme="majorEastAsia" w:hAnsiTheme="majorHAnsi" w:cstheme="majorBidi" w:ascii="Jost" w:hAnsi="Jost"/>
-      <w:b/>
-      <w:bCs/>
       <w:color w:val="12171D"/>
       <w:sz w:val="24"/>
-      <w:szCs w:val="26"/>
+      <w:rFonts w:ascii="Jost" w:hAnsi="Jost" w:cs="Noto Sans Arabic" w:eastAsia="Inter"/>
+      <w:b w:val="0"/>
+      <w:bCs w:val="0"/>
+      <w:spacing w:val="0"/>
+      <w:lang w:val="ar-SA" w:bidi="ar-SA"/>
+      <w:szCs w:val="24"/>
     </w:rPr>
   </w:style>
   <w:style w:type="paragraph" w:styleId="Heading3">
@@ -1013,12 +1054,14 @@
     <w:uiPriority w:val="9"/>
     <w:rsid w:val="00FC693F"/>
     <w:rPr>
-      <w:rFonts w:asciiTheme="majorHAnsi" w:eastAsiaTheme="majorEastAsia" w:hAnsiTheme="majorHAnsi" w:cstheme="majorBidi"/>
-      <w:b/>
-      <w:bCs/>
       <w:color w:val="365F91" w:themeColor="accent1" w:themeShade="BF"/>
       <w:sz w:val="28"/>
-      <w:szCs w:val="28"/>
+      <w:rFonts w:ascii="Jost" w:hAnsi="Jost" w:cs="Noto Sans Arabic" w:eastAsia="Inter"/>
+      <w:b w:val="0"/>
+      <w:bCs w:val="0"/>
+      <w:spacing w:val="0"/>
+      <w:lang w:val="ar-SA" w:bidi="ar-SA"/>
+      <w:szCs w:val="24"/>
     </w:rPr>
   </w:style>
   <w:style w:type="character" w:customStyle="1" w:styleId="Heading2Char">
@@ -1028,12 +1071,14 @@
     <w:uiPriority w:val="9"/>
     <w:rsid w:val="00FC693F"/>
     <w:rPr>
-      <w:rFonts w:asciiTheme="majorHAnsi" w:eastAsiaTheme="majorEastAsia" w:hAnsiTheme="majorHAnsi" w:cstheme="majorBidi"/>
-      <w:b/>
-      <w:bCs/>
       <w:color w:val="4F81BD" w:themeColor="accent1"/>
       <w:sz w:val="26"/>
-      <w:szCs w:val="26"/>
+      <w:rFonts w:ascii="Jost" w:hAnsi="Jost" w:cs="Noto Sans Arabic" w:eastAsia="Inter"/>
+      <w:b w:val="0"/>
+      <w:bCs w:val="0"/>
+      <w:spacing w:val="0"/>
+      <w:lang w:val="ar-SA" w:bidi="ar-SA"/>
+      <w:szCs w:val="24"/>
     </w:rPr>
   </w:style>
   <w:style w:type="character" w:customStyle="1" w:styleId="Heading3Char">
@@ -1147,7 +1192,19 @@
     <w:rsid w:val="00AA1D8D"/>
     <w:pPr>
       <w:spacing w:after="120"/>
-    </w:pPr>
+      <w:bidi w:val="0"/>
+      <w:ind w:right="1701"/>
+      <w:jc w:val="left"/>
+      <w:spacing w:line="336" w:lineRule="exact" w:after="120"/>
+    </w:pPr>
+    <w:rPr>
+      <w:rFonts w:ascii="Inter" w:hAnsi="Inter" w:cs="Noto Sans Arabic" w:eastAsia="Inter"/>
+      <w:b w:val="0"/>
+      <w:bCs w:val="0"/>
+      <w:spacing w:val="0"/>
+      <w:lang w:val="en-GB" w:bidi="ar-SA"/>
+      <w:szCs w:val="23"/>
+    </w:rPr>
   </w:style>
   <w:style w:type="character" w:customStyle="1" w:styleId="BodyTextChar">
     <w:name w:val="Body Text Char"/>
